--- a/test_generated/09_event_planning_generated.docx
+++ b/test_generated/09_event_planning_generated.docx
@@ -75,7 +75,7 @@
           </w:tcPr>
           <w:p>
             <w:r>
-              <w:t xml:space="preserve">QTE-202604-339</w:t>
+              <w:t xml:space="preserve">QTE-202604-932</w:t>
             </w:r>
           </w:p>
         </w:tc>
@@ -86,7 +86,7 @@
           </w:tcPr>
           <w:p>
             <w:r>
-              <w:t xml:space="preserve">22 April 2026</w:t>
+              <w:t>Quote Date</w:t>
             </w:r>
           </w:p>
         </w:tc>
@@ -95,7 +95,9 @@
             <w:tcW w:type="dxa" w:w="2412"/>
           </w:tcPr>
           <w:p>
-            <w:r/>
+            <w:r>
+              <w:t xml:space="preserve">23 April 2026</w:t>
+            </w:r>
           </w:p>
         </w:tc>
       </w:tr>
@@ -117,7 +119,7 @@
           </w:tcPr>
           <w:p>
             <w:r>
-              <w:t xml:space="preserve">22 May 2026</w:t>
+              <w:t xml:space="preserve">23 May 2026</w:t>
             </w:r>
           </w:p>
         </w:tc>
